--- a/Notes/RunningNotes/AI.docx
+++ b/Notes/RunningNotes/AI.docx
@@ -2427,8 +2427,15 @@
           <w:szCs w:val="30"/>
           <w:shd w:val="clear" w:color="auto" w:fill="FFFFFF"/>
         </w:rPr>
-        <w:t>they take </w:t>
-      </w:r>
+        <w:t>they take n tokens as input, and produce one token as output.</w:t>
+      </w:r>
+    </w:p>
+    <w:p>
+      <w:pPr>
+        <w:rPr>
+          <w:lang w:eastAsia="en-GB"/>
+        </w:rPr>
+      </w:pPr>
       <w:r>
         <w:rPr>
           <w:color w:val="555555"/>
@@ -2436,16 +2443,7 @@
           <w:szCs w:val="30"/>
           <w:shd w:val="clear" w:color="auto" w:fill="FFFFFF"/>
         </w:rPr>
-        <w:t>n</w:t>
-      </w:r>
-      <w:r>
-        <w:rPr>
-          <w:color w:val="555555"/>
-          <w:sz w:val="30"/>
-          <w:szCs w:val="30"/>
-          <w:shd w:val="clear" w:color="auto" w:fill="FFFFFF"/>
-        </w:rPr>
-        <w:t> tokens as input, and produce one token as output.</w:t>
+        <w:t>A token is a chunk of text</w:t>
       </w:r>
     </w:p>
     <w:p>
@@ -2456,12 +2454,9 @@
       </w:pPr>
       <w:r>
         <w:rPr>
-          <w:color w:val="555555"/>
-          <w:sz w:val="30"/>
-          <w:szCs w:val="30"/>
-          <w:shd w:val="clear" w:color="auto" w:fill="FFFFFF"/>
-        </w:rPr>
-        <w:t>A token is a chunk of text</w:t>
+          <w:lang w:eastAsia="en-GB"/>
+        </w:rPr>
+        <w:t>Feed the information</w:t>
       </w:r>
     </w:p>
     <w:p>
@@ -2470,6 +2465,132 @@
           <w:lang w:eastAsia="en-GB"/>
         </w:rPr>
       </w:pPr>
+      <w:proofErr w:type="spellStart"/>
+      <w:r>
+        <w:rPr>
+          <w:lang w:eastAsia="en-GB"/>
+        </w:rPr>
+        <w:t>Langchain</w:t>
+      </w:r>
+      <w:proofErr w:type="spellEnd"/>
+    </w:p>
+    <w:p>
+      <w:pPr>
+        <w:rPr>
+          <w:lang w:eastAsia="en-GB"/>
+        </w:rPr>
+      </w:pPr>
+      <w:r>
+        <w:rPr>
+          <w:lang w:eastAsia="en-GB"/>
+        </w:rPr>
+        <w:t>BASEMODEL - llama, GPT</w:t>
+      </w:r>
+    </w:p>
+    <w:p>
+      <w:pPr>
+        <w:rPr>
+          <w:lang w:eastAsia="en-GB"/>
+        </w:rPr>
+      </w:pPr>
+      <w:r>
+        <w:rPr>
+          <w:lang w:eastAsia="en-GB"/>
+        </w:rPr>
+        <w:t>RAG</w:t>
+      </w:r>
+    </w:p>
+    <w:p>
+      <w:pPr>
+        <w:rPr>
+          <w:lang w:eastAsia="en-GB"/>
+        </w:rPr>
+      </w:pPr>
+      <w:r>
+        <w:rPr>
+          <w:lang w:eastAsia="en-GB"/>
+        </w:rPr>
+        <w:lastRenderedPageBreak/>
+        <w:t>Use context</w:t>
+      </w:r>
+    </w:p>
+    <w:p>
+      <w:pPr>
+        <w:rPr>
+          <w:lang w:eastAsia="en-GB"/>
+        </w:rPr>
+      </w:pPr>
+      <w:r>
+        <w:rPr>
+          <w:lang w:eastAsia="en-GB"/>
+        </w:rPr>
+        <w:t>vectors</w:t>
+      </w:r>
+    </w:p>
+    <w:p>
+      <w:pPr>
+        <w:rPr>
+          <w:lang w:eastAsia="en-GB"/>
+        </w:rPr>
+      </w:pPr>
+      <w:r>
+        <w:rPr>
+          <w:lang w:eastAsia="en-GB"/>
+        </w:rPr>
+        <w:t>llama</w:t>
+      </w:r>
+    </w:p>
+    <w:p>
+      <w:pPr>
+        <w:rPr>
+          <w:lang w:eastAsia="en-GB"/>
+        </w:rPr>
+      </w:pPr>
+      <w:r>
+        <w:rPr>
+          <w:lang w:eastAsia="en-GB"/>
+        </w:rPr>
+        <w:t>GPT</w:t>
+      </w:r>
+    </w:p>
+    <w:p>
+      <w:pPr>
+        <w:rPr>
+          <w:lang w:eastAsia="en-GB"/>
+        </w:rPr>
+      </w:pPr>
+      <w:r>
+        <w:rPr>
+          <w:lang w:eastAsia="en-GB"/>
+        </w:rPr>
+        <w:t>7 billion parameters</w:t>
+      </w:r>
+    </w:p>
+    <w:p>
+      <w:pPr>
+        <w:rPr>
+          <w:lang w:eastAsia="en-GB"/>
+        </w:rPr>
+      </w:pPr>
+      <w:r>
+        <w:rPr>
+          <w:lang w:eastAsia="en-GB"/>
+        </w:rPr>
+        <w:t>latency vs accuracy</w:t>
+      </w:r>
+    </w:p>
+    <w:p>
+      <w:pPr>
+        <w:rPr>
+          <w:lang w:eastAsia="en-GB"/>
+        </w:rPr>
+      </w:pPr>
+      <w:r>
+        <w:rPr>
+          <w:lang w:eastAsia="en-GB"/>
+        </w:rPr>
+        <w:t>LLM vs SLM</w:t>
+      </w:r>
     </w:p>
     <w:p>
       <w:pPr>
@@ -2520,7 +2641,6 @@
         <w:rPr>
           <w:lang w:eastAsia="en-GB"/>
         </w:rPr>
-        <w:lastRenderedPageBreak/>
         <w:t>https://bea.stollnitz.com/blog/how-gpt-works/</w:t>
       </w:r>
     </w:p>
